--- a/docs/lista_louvores/Textos_Louvores/MINHA VIDA EM SUAS MÃOS.docx
+++ b/docs/lista_louvores/Textos_Louvores/MINHA VIDA EM SUAS MÃOS.docx
@@ -4,15 +4,9 @@
   <w:body>
     <w:p>
       <w:pPr>
-        <w:pStyle w:val="SemEspaamento"/>
-        <w:rPr>
-          <w:rFonts w:ascii="Times New Roman" w:hAnsi="Times New Roman" w:cs="Times New Roman"/>
-        </w:rPr>
+        <w:pStyle w:val="Ttulo1"/>
       </w:pPr>
       <w:r>
-        <w:rPr>
-          <w:rFonts w:ascii="Times New Roman" w:hAnsi="Times New Roman" w:cs="Times New Roman"/>
-        </w:rPr>
         <w:t>MINHA VIDA EM SUAS MÃOS</w:t>
       </w:r>
     </w:p>
